--- a/Predictive-AI-Session-Plan.docx
+++ b/Predictive-AI-Session-Plan.docx
@@ -441,7 +441,7 @@
               <w:rPr>
                 <w:b/>
               </w:rPr>
-              <w:t>Session 1 · Text — foundations &amp; sorting</w:t>
+              <w:t>Session 1 · Text — foundations &amp; flagging the urgent</w:t>
             </w:r>
           </w:p>
         </w:tc>
@@ -460,7 +460,25 @@
               <w:t>TF-IDF</w:t>
             </w:r>
             <w:r>
-              <w:t xml:space="preserve">); auto-routing free-text snags to the right team; the model's </w:t>
+              <w:t xml:space="preserve">); flagging free-text snags as </w:t>
+            </w:r>
+            <w:r>
+              <w:rPr>
+                <w:b/>
+              </w:rPr>
+              <w:t>URGENT vs ROUTINE</w:t>
+            </w:r>
+            <w:r>
+              <w:t xml:space="preserve">; </w:t>
+            </w:r>
+            <w:r>
+              <w:rPr>
+                <w:b/>
+              </w:rPr>
+              <w:t>URGENT recall</w:t>
+            </w:r>
+            <w:r>
+              <w:t xml:space="preserve"> as the number that matters; the model's </w:t>
             </w:r>
             <w:r>
               <w:rPr>
@@ -469,7 +487,7 @@
               <w:t>top clue-words</w:t>
             </w:r>
             <w:r>
-              <w:t xml:space="preserve"> per team; a deliberately ambiguous report to show honest confidence</w:t>
+              <w:t xml:space="preserve"> for each class; a deliberately ambiguous report to show honest confidence</w:t>
             </w:r>
           </w:p>
         </w:tc>
@@ -601,7 +619,78 @@
               <w:rPr>
                 <w:b/>
               </w:rPr>
-              <w:t>Session 3 · Speech — voice → text → decision</w:t>
+              <w:t>Session 3 · Speech — predicting from the sound</w:t>
+            </w:r>
+          </w:p>
+        </w:tc>
+        <w:tc>
+          <w:tcPr>
+            <w:tcW w:type="dxa" w:w="2880"/>
+          </w:tcPr>
+          <w:p>
+            <w:r>
+              <w:t xml:space="preserve">Turning audio into numbers (energy, frequency bands, dominant pitch via </w:t>
+            </w:r>
+            <w:r>
+              <w:rPr>
+                <w:b/>
+              </w:rPr>
+              <w:t>FFT</w:t>
+            </w:r>
+            <w:r>
+              <w:t xml:space="preserve">); the </w:t>
+            </w:r>
+            <w:r>
+              <w:rPr>
+                <w:b/>
+              </w:rPr>
+              <w:t>spectrogram</w:t>
+            </w:r>
+            <w:r>
+              <w:t xml:space="preserve">; classify a machine fault from its sound; </w:t>
+            </w:r>
+            <w:r>
+              <w:rPr>
+                <w:b/>
+              </w:rPr>
+              <w:t>feature importance</w:t>
+            </w:r>
+            <w:r>
+              <w:t xml:space="preserve">; </w:t>
+            </w:r>
+            <w:r>
+              <w:rPr>
+                <w:b/>
+              </w:rPr>
+              <w:t>unsupervised anomaly detection</w:t>
+            </w:r>
+            <w:r>
+              <w:t xml:space="preserve"> ("learn normal, flag the surprising"); named real datasets (CWRU / MIMII / MAFAULDA)</w:t>
+            </w:r>
+          </w:p>
+        </w:tc>
+      </w:tr>
+      <w:tr>
+        <w:tc>
+          <w:tcPr>
+            <w:tcW w:type="dxa" w:w="2880"/>
+          </w:tcPr>
+          <w:p>
+            <w:r>
+              <w:t>14:15–15:30</w:t>
+            </w:r>
+          </w:p>
+        </w:tc>
+        <w:tc>
+          <w:tcPr>
+            <w:tcW w:type="dxa" w:w="2880"/>
+          </w:tcPr>
+          <w:p>
+            <w:r>
+              <w:rPr>
+                <w:b/>
+              </w:rPr>
+              <w:t>Session 4 · Speech — voice → text → decision</w:t>
             </w:r>
           </w:p>
         </w:tc>
@@ -629,69 +718,7 @@
               <w:t>keyword spotting</w:t>
             </w:r>
             <w:r>
-              <w:t>; honest ASR limits and domain adaptation</w:t>
-            </w:r>
-          </w:p>
-        </w:tc>
-      </w:tr>
-      <w:tr>
-        <w:tc>
-          <w:tcPr>
-            <w:tcW w:type="dxa" w:w="2880"/>
-          </w:tcPr>
-          <w:p>
-            <w:r>
-              <w:t>14:15–15:30</w:t>
-            </w:r>
-          </w:p>
-        </w:tc>
-        <w:tc>
-          <w:tcPr>
-            <w:tcW w:type="dxa" w:w="2880"/>
-          </w:tcPr>
-          <w:p>
-            <w:r>
-              <w:rPr>
-                <w:b/>
-              </w:rPr>
-              <w:t>Session 4 · Speech — predicting from the sound</w:t>
-            </w:r>
-          </w:p>
-        </w:tc>
-        <w:tc>
-          <w:tcPr>
-            <w:tcW w:type="dxa" w:w="2880"/>
-          </w:tcPr>
-          <w:p>
-            <w:r>
-              <w:t xml:space="preserve">Turning audio into numbers (energy, frequency bands, dominant pitch via </w:t>
-            </w:r>
-            <w:r>
-              <w:rPr>
-                <w:b/>
-              </w:rPr>
-              <w:t>FFT</w:t>
-            </w:r>
-            <w:r>
-              <w:t xml:space="preserve">); classify a machine fault from its sound; </w:t>
-            </w:r>
-            <w:r>
-              <w:rPr>
-                <w:b/>
-              </w:rPr>
-              <w:t>feature importance</w:t>
-            </w:r>
-            <w:r>
-              <w:t xml:space="preserve">; </w:t>
-            </w:r>
-            <w:r>
-              <w:rPr>
-                <w:b/>
-              </w:rPr>
-              <w:t>unsupervised anomaly detection</w:t>
-            </w:r>
-            <w:r>
-              <w:t xml:space="preserve"> ("learn normal, flag the surprising"); named real datasets; closes with the day's wrap-up &amp; Q&amp;A</w:t>
+              <w:t>; honest ASR limits and domain adaptation; closes with the day's wrap-up &amp; Q&amp;A</w:t>
             </w:r>
           </w:p>
         </w:tc>
@@ -727,7 +754,7 @@
         <w:rPr>
           <w:i/>
         </w:rPr>
-        <w:t xml:space="preserve"> of teaching. Timings approximate and flexible.)</w:t>
+        <w:t xml:space="preserve"> of teaching. Session 3 is sound; Session 4 (speech-to-text) is the finale and closes the day. Timings approximate and flexible.)</w:t>
       </w:r>
     </w:p>
     <w:p>
@@ -743,7 +770,7 @@
         <w:rPr>
           <w:b/>
         </w:rPr>
-        <w:t>Session 1 · Text — foundations &amp; sorting.</w:t>
+        <w:t>Session 1 · Text — foundations &amp; flagging the urgent.</w:t>
       </w:r>
       <w:r>
         <w:t xml:space="preserve"> Introduces the vocabulary, then how a computer turns words into numbers (bag-of-words, TF-IDF, dropping "stop" words) and classifies. Enables:</w:t>
@@ -754,7 +781,25 @@
         <w:pStyle w:val="ListBullet"/>
       </w:pPr>
       <w:r>
-        <w:t>Auto-routing free-text snags / defect reports to the right team (Electrical, Mechanical, Hydraulic, Avionics, Structures)</w:t>
+        <w:t xml:space="preserve">Flagging free-text snags / defect reports as </w:t>
+      </w:r>
+      <w:r>
+        <w:rPr>
+          <w:b/>
+        </w:rPr>
+        <w:t>URGENT vs ROUTINE</w:t>
+      </w:r>
+      <w:r>
+        <w:t xml:space="preserve"> so the urgent ones surface first — and reading </w:t>
+      </w:r>
+      <w:r>
+        <w:rPr>
+          <w:b/>
+        </w:rPr>
+        <w:t>URGENT recall</w:t>
+      </w:r>
+      <w:r>
+        <w:t>, not bare accuracy, as the number that matters</w:t>
       </w:r>
     </w:p>
     <w:p>
@@ -762,7 +807,7 @@
         <w:pStyle w:val="ListBullet"/>
       </w:pPr>
       <w:r>
-        <w:t>Tagging maintenance work orders / squawks by system or ATA chapter</w:t>
+        <w:t>Tagging maintenance work orders / squawks by urgency or system</w:t>
       </w:r>
     </w:p>
     <w:p>
@@ -779,7 +824,7 @@
         <w:t>why</w:t>
       </w:r>
       <w:r>
-        <w:t xml:space="preserve"> the model decided</w:t>
+        <w:t xml:space="preserve"> the model decided (its top clue-words per class)</w:t>
       </w:r>
     </w:p>
     <w:p>
@@ -897,60 +942,7 @@
         <w:rPr>
           <w:b/>
         </w:rPr>
-        <w:t>Session 3 · Speech — voice to text to decision.</w:t>
-      </w:r>
-      <w:r>
-        <w:t xml:space="preserve"> Speech-to-text (ASR), then the Session-1 text analysis routes it. Enables:</w:t>
-      </w:r>
-    </w:p>
-    <w:p>
-      <w:pPr>
-        <w:pStyle w:val="ListBullet"/>
-      </w:pPr>
-      <w:r>
-        <w:t>Spoken maintenance notes and shift handovers → transcribed and routed automatically</w:t>
-      </w:r>
-    </w:p>
-    <w:p>
-      <w:pPr>
-        <w:pStyle w:val="ListBullet"/>
-      </w:pPr>
-      <w:r>
-        <w:t>Inspection voice memos → searchable, categorised text; hands-free reporting on the shop floor</w:t>
-      </w:r>
-    </w:p>
-    <w:p>
-      <w:pPr>
-        <w:pStyle w:val="ListBullet"/>
-      </w:pPr>
-      <w:r>
-        <w:t xml:space="preserve">An </w:t>
-      </w:r>
-      <w:r>
-        <w:rPr>
-          <w:b/>
-        </w:rPr>
-        <w:t>honest</w:t>
-      </w:r>
-      <w:r>
-        <w:t xml:space="preserve"> view of recognition: WER, where it breaks (accents, jargon, noise), and why a small fixed </w:t>
-      </w:r>
-      <w:r>
-        <w:rPr>
-          <w:b/>
-        </w:rPr>
-        <w:t>keyword</w:t>
-      </w:r>
-      <w:r>
-        <w:t xml:space="preserve"> vocabulary is more reliable than full transcription when stakes are high</w:t>
-      </w:r>
-    </w:p>
-    <w:p>
-      <w:r>
-        <w:rPr>
-          <w:b/>
-        </w:rPr>
-        <w:t>Session 4 · Speech — predicting from the sound itself.</w:t>
+        <w:t>Session 3 · Speech — predicting from the sound itself.</w:t>
       </w:r>
       <w:r>
         <w:t xml:space="preserve"> Turning audio into numbers and predicting a fault — no transcription. The most strongly predictive of the four. Enables:</w:t>
@@ -999,6 +991,59 @@
       </w:r>
       <w:r>
         <w:t xml:space="preserve"> drove the call (feature importance) — and checking it against engineering intuition</w:t>
+      </w:r>
+    </w:p>
+    <w:p>
+      <w:r>
+        <w:rPr>
+          <w:b/>
+        </w:rPr>
+        <w:t>Session 4 · Speech — voice to text to decision (the finale).</w:t>
+      </w:r>
+      <w:r>
+        <w:t xml:space="preserve"> Speech-to-text (ASR), then the Session-1 text analysis routes it. Enables:</w:t>
+      </w:r>
+    </w:p>
+    <w:p>
+      <w:pPr>
+        <w:pStyle w:val="ListBullet"/>
+      </w:pPr>
+      <w:r>
+        <w:t>Spoken maintenance notes and shift handovers → transcribed and routed automatically</w:t>
+      </w:r>
+    </w:p>
+    <w:p>
+      <w:pPr>
+        <w:pStyle w:val="ListBullet"/>
+      </w:pPr>
+      <w:r>
+        <w:t>Inspection voice memos → searchable, categorised text; hands-free reporting on the shop floor</w:t>
+      </w:r>
+    </w:p>
+    <w:p>
+      <w:pPr>
+        <w:pStyle w:val="ListBullet"/>
+      </w:pPr>
+      <w:r>
+        <w:t xml:space="preserve">An </w:t>
+      </w:r>
+      <w:r>
+        <w:rPr>
+          <w:b/>
+        </w:rPr>
+        <w:t>honest</w:t>
+      </w:r>
+      <w:r>
+        <w:t xml:space="preserve"> view of recognition: WER, where it breaks (accents, jargon, noise), and why a small fixed </w:t>
+      </w:r>
+      <w:r>
+        <w:rPr>
+          <w:b/>
+        </w:rPr>
+        <w:t>keyword</w:t>
+      </w:r>
+      <w:r>
+        <w:t xml:space="preserve"> vocabulary is more reliable than full transcription when stakes are high</w:t>
       </w:r>
     </w:p>
     <w:p>
@@ -1117,7 +1162,7 @@
         <w:rPr>
           <w:b/>
         </w:rPr>
-        <w:t>Session 3</w:t>
+        <w:t>Session 4</w:t>
       </w:r>
       <w:r>
         <w:t xml:space="preserve"> only, a one-time ~1-minute download of speech tools (offline fallback available if the network blocks it).</w:t>
